--- a/DAW2/DWES/UD4/Actividad3PavelMiron.docx
+++ b/DAW2/DWES/UD4/Actividad3PavelMiron.docx
@@ -29,6 +29,10 @@
     <w:p/>
     <w:p>
       <w:r>
+        <w:rPr>
+          <w:noProof/>
+          <w:lang w:eastAsia="es-ES"/>
+        </w:rPr>
         <w:drawing>
           <wp:inline distT="0" distB="0" distL="0" distR="0" wp14:anchorId="33D7CE10" wp14:editId="42AA698D">
             <wp:extent cx="3333526" cy="5124450"/>
@@ -79,6 +83,10 @@
     </w:p>
     <w:p>
       <w:r>
+        <w:rPr>
+          <w:noProof/>
+          <w:lang w:eastAsia="es-ES"/>
+        </w:rPr>
         <w:drawing>
           <wp:inline distT="0" distB="0" distL="0" distR="0" wp14:anchorId="558C5405" wp14:editId="3E5A42EF">
             <wp:extent cx="5400040" cy="1907540"/>
@@ -123,6 +131,10 @@
     </w:p>
     <w:p>
       <w:r>
+        <w:rPr>
+          <w:noProof/>
+          <w:lang w:eastAsia="es-ES"/>
+        </w:rPr>
         <w:drawing>
           <wp:inline distT="0" distB="0" distL="0" distR="0" wp14:anchorId="6A0761B4" wp14:editId="15D8BBEC">
             <wp:extent cx="4133850" cy="4133850"/>
@@ -161,9 +173,24 @@
       </w:r>
     </w:p>
     <w:p>
+      <w:r>
+        <w:br w:type="page"/>
+      </w:r>
+    </w:p>
+    <w:p>
+      <w:proofErr w:type="spellStart"/>
+      <w:r>
+        <w:lastRenderedPageBreak/>
+        <w:t>Modficar</w:t>
+      </w:r>
+      <w:proofErr w:type="spellEnd"/>
+      <w:r>
+        <w:t xml:space="preserve"> estado.</w:t>
+      </w:r>
       <w:bookmarkStart w:id="0" w:name="_GoBack"/>
       <w:bookmarkEnd w:id="0"/>
     </w:p>
+    <w:p/>
     <w:p/>
     <w:sectPr>
       <w:pgSz w:w="11906" w:h="16838"/>

--- a/DAW2/DWES/UD4/Actividad3PavelMiron.docx
+++ b/DAW2/DWES/UD4/Actividad3PavelMiron.docx
@@ -187,6 +187,8 @@
       <w:r>
         <w:t xml:space="preserve"> estado.</w:t>
       </w:r>
+    </w:p>
+    <w:p>
       <w:bookmarkStart w:id="0" w:name="_GoBack"/>
       <w:bookmarkEnd w:id="0"/>
     </w:p>
